--- a/mche papers.docx
+++ b/mche papers.docx
@@ -401,21 +401,7 @@
             <w:rStyle w:val="Hyperlink"/>
             <w:highlight w:val="yellow"/>
           </w:rPr>
-          <w:t>https://doi.org/10.</w:t>
-        </w:r>
-        <w:r>
-          <w:rPr>
-            <w:rStyle w:val="Hyperlink"/>
-            <w:highlight w:val="yellow"/>
-          </w:rPr>
-          <w:t>1</w:t>
-        </w:r>
-        <w:r>
-          <w:rPr>
-            <w:rStyle w:val="Hyperlink"/>
-            <w:highlight w:val="yellow"/>
-          </w:rPr>
-          <w:t>158/1055-9965</w:t>
+          <w:t>https://doi.org/10.1158/1055-9965</w:t>
         </w:r>
       </w:hyperlink>
       <w:r>
@@ -701,21 +687,7 @@
             <w:rStyle w:val="Hyperlink"/>
             <w:highlight w:val="yellow"/>
           </w:rPr>
-          <w:t>https://doi.org/10.1016/j.aimed.2</w:t>
-        </w:r>
-        <w:r>
-          <w:rPr>
-            <w:rStyle w:val="Hyperlink"/>
-            <w:highlight w:val="yellow"/>
-          </w:rPr>
-          <w:t>0</w:t>
-        </w:r>
-        <w:r>
-          <w:rPr>
-            <w:rStyle w:val="Hyperlink"/>
-            <w:highlight w:val="yellow"/>
-          </w:rPr>
-          <w:t>26.100716</w:t>
+          <w:t>https://doi.org/10.1016/j.aimed.2026.100716</w:t>
         </w:r>
       </w:hyperlink>
       <w:r>
@@ -725,7 +697,23 @@
         <w:t>.</w:t>
       </w:r>
     </w:p>
-    <w:p/>
+    <w:p>
+      <w:pPr>
+        <w:numPr>
+          <w:ilvl w:val="0"/>
+          <w:numId w:val="41"/>
+        </w:numPr>
+      </w:pPr>
+      <w:r>
+        <w:t>Amber</w:t>
+      </w:r>
+      <w:r>
+        <w:t>’</w:t>
+      </w:r>
+      <w:r>
+        <w:t>s paper</w:t>
+      </w:r>
+    </w:p>
     <w:sectPr>
       <w:pgSz w:w="11906" w:h="16838"/>
       <w:pgMar w:top="1440" w:right="1440" w:bottom="1440" w:left="1440" w:header="708" w:footer="708" w:gutter="0"/>
@@ -4514,6 +4502,7 @@
   <w:style w:type="character" w:default="1" w:styleId="DefaultParagraphFont">
     <w:name w:val="Default Paragraph Font"/>
     <w:uiPriority w:val="1"/>
+    <w:semiHidden/>
     <w:unhideWhenUsed/>
   </w:style>
   <w:style w:type="table" w:default="1" w:styleId="TableNormal">
